--- a/TISAX/CSW-TISAX-Reference-Design.docx
+++ b/TISAX/CSW-TISAX-Reference-Design.docx
@@ -37,13 +37,13 @@
         <w:t xml:space="preserve">Cisco Secure Workload — TISAX / VDA ISA</w:t>
       </w:r>
     </w:p>
-    <w:bookmarkStart w:id="9" w:name="X11bf55cf5460ab75f83c15579fd06dd46957721"/>
+    <w:bookmarkStart w:id="9" w:name="X23f9f26ac1209687be4b4567cb75ea61393522d"/>
     <w:p>
       <w:pPr>
         <w:pStyle w:val="Heading2"/>
       </w:pPr>
       <w:r>
-        <w:t xml:space="preserve">Technical Runbook | Automotive Suppliers and OEM Partners</w:t>
+        <w:t xml:space="preserve">Reference Design | Automotive Suppliers and OEM Partners</w:t>
       </w:r>
     </w:p>
     <w:p>
@@ -127,7 +127,7 @@
         <w:t xml:space="preserve"> </w:t>
       </w:r>
       <w:r>
-        <w:t xml:space="preserve">stable across versions. This runbook references</w:t>
+        <w:t xml:space="preserve">stable across versions. This reference design references</w:t>
       </w:r>
       <w:r>
         <w:t xml:space="preserve"> </w:t>
@@ -158,7 +158,7 @@
         <w:t xml:space="preserve"> </w:t>
       </w:r>
       <w:r>
-        <w:t xml:space="preserve">Cisco does not yet publish TISAX-specific CSW UI navigation; framework-specific paths are on the product roadmap. This runbook describes CSW</w:t>
+        <w:t xml:space="preserve">Cisco does not yet publish TISAX-specific CSW UI navigation; framework-specific paths are on the product roadmap. This reference design describes CSW</w:t>
       </w:r>
       <w:r>
         <w:t xml:space="preserve"> </w:t>
@@ -237,7 +237,7 @@
           <w:b/>
           <w:bCs/>
         </w:rPr>
-        <w:t xml:space="preserve">Questions this runbook helps you answer:</w:t>
+        <w:t xml:space="preserve">Questions this reference design helps you answer:</w:t>
       </w:r>
     </w:p>
     <w:p>
